--- a/2_2025-2/10_nir-prac/upload/Трифонов_НИР_Индивидуальное-задание.docx
+++ b/2_2025-2/10_nir-prac/upload/Трифонов_НИР_Индивидуальное-задание.docx
@@ -9454,7 +9454,7 @@
               <w:jc w:val="center"/>
             </w:pPr>
             <w:r>
-              <w:t>в работе</w:t>
+              <w:t>выполнено</w:t>
             </w:r>
           </w:p>
         </w:tc>
@@ -11334,7 +11334,7 @@
 </file>
 
 <file path=customXml/itemProps1.xml><?xml version="1.0" encoding="utf-8"?>
-<ds:datastoreItem xmlns:ds="http://schemas.openxmlformats.org/officeDocument/2006/customXml" ds:itemID="{0095BD7A-5AD8-457D-817C-CB3954BA24A1}">
+<ds:datastoreItem xmlns:ds="http://schemas.openxmlformats.org/officeDocument/2006/customXml" ds:itemID="{945A8DF6-A048-48CB-A445-CCC06DDAAE86}">
   <ds:schemaRefs>
     <ds:schemaRef ds:uri="http://schemas.openxmlformats.org/officeDocument/2006/bibliography"/>
   </ds:schemaRefs>

--- a/2_2025-2/10_nir-prac/upload/Трифонов_НИР_Индивидуальное-задание.docx
+++ b/2_2025-2/10_nir-prac/upload/Трифонов_НИР_Индивидуальное-задание.docx
@@ -9590,6 +9590,9 @@
             <w:pPr>
               <w:jc w:val="center"/>
             </w:pPr>
+            <w:r>
+              <w:t>выполнено</w:t>
+            </w:r>
           </w:p>
         </w:tc>
         <w:tc>
@@ -9711,6 +9714,7 @@
           <w:rFonts w:ascii="Times New Roman" w:hAnsi="Times New Roman" w:cs="Times New Roman"/>
           <w:sz w:val="28"/>
           <w:szCs w:val="28"/>
+          <w:u w:val="single"/>
         </w:rPr>
       </w:pPr>
       <w:r>
@@ -9718,40 +9722,9 @@
           <w:rFonts w:ascii="Times New Roman" w:hAnsi="Times New Roman" w:cs="Times New Roman"/>
           <w:sz w:val="28"/>
           <w:szCs w:val="28"/>
-        </w:rPr>
-        <w:t xml:space="preserve">Обучающийся </w:t>
-      </w:r>
-      <w:r>
-        <w:rPr>
-          <w:rFonts w:ascii="Times New Roman" w:hAnsi="Times New Roman" w:cs="Times New Roman"/>
-          <w:sz w:val="28"/>
-          <w:szCs w:val="28"/>
-        </w:rPr>
-        <w:t xml:space="preserve">Трифонов Д.С. </w:t>
-      </w:r>
-      <w:r>
-        <w:rPr>
-          <w:rFonts w:ascii="Times New Roman" w:hAnsi="Times New Roman" w:cs="Times New Roman"/>
-          <w:sz w:val="28"/>
-          <w:szCs w:val="28"/>
-        </w:rPr>
-        <w:t xml:space="preserve">в ходе выполнения </w:t>
-      </w:r>
-      <w:r>
-        <w:rPr>
-          <w:rFonts w:ascii="Times New Roman" w:hAnsi="Times New Roman" w:cs="Times New Roman"/>
-          <w:sz w:val="28"/>
-          <w:szCs w:val="28"/>
-        </w:rPr>
-        <w:t>___________________________________________________________________________________________________________________________________________________________________________________________________________________________________________________________________________</w:t>
-      </w:r>
-      <w:r>
-        <w:rPr>
-          <w:rFonts w:ascii="Times New Roman" w:hAnsi="Times New Roman" w:cs="Times New Roman"/>
-          <w:sz w:val="28"/>
-          <w:szCs w:val="28"/>
-        </w:rPr>
-        <w:t>.</w:t>
+          <w:u w:val="single"/>
+        </w:rPr>
+        <w:t>Обучающийся Д.С.Трифонов продемонстрировал систематическую и планомерную работу в соответствии с утверждённым индивидуальным графиком. Все запланированные этапы выполнены в установленные сроки.</w:t>
       </w:r>
     </w:p>
     <w:p>
@@ -9765,8 +9738,58 @@
           <w:rFonts w:ascii="Times New Roman" w:hAnsi="Times New Roman" w:cs="Times New Roman"/>
           <w:sz w:val="28"/>
           <w:szCs w:val="28"/>
-        </w:rPr>
-      </w:pPr>
+          <w:u w:val="single"/>
+        </w:rPr>
+      </w:pPr>
+      <w:r>
+        <w:rPr>
+          <w:rFonts w:ascii="Times New Roman" w:hAnsi="Times New Roman" w:cs="Times New Roman"/>
+          <w:sz w:val="28"/>
+          <w:szCs w:val="28"/>
+          <w:u w:val="single"/>
+        </w:rPr>
+        <w:t xml:space="preserve">В рамках аналитического этапа обучающийся Д.С.Трифонов изучил современное состояние исследований в области применения генеративного искусственного интеллекта в программной инженерии, а также провёл обзор существующих инструментов и подходов к автоматизации разработки </w:t>
+      </w:r>
+      <w:proofErr w:type="spellStart"/>
+      <w:r>
+        <w:rPr>
+          <w:rFonts w:ascii="Times New Roman" w:hAnsi="Times New Roman" w:cs="Times New Roman"/>
+          <w:sz w:val="28"/>
+          <w:szCs w:val="28"/>
+          <w:u w:val="single"/>
+        </w:rPr>
+        <w:t>веб-приложений</w:t>
+      </w:r>
+      <w:proofErr w:type="spellEnd"/>
+      <w:r>
+        <w:rPr>
+          <w:rFonts w:ascii="Times New Roman" w:hAnsi="Times New Roman" w:cs="Times New Roman"/>
+          <w:sz w:val="28"/>
+          <w:szCs w:val="28"/>
+          <w:u w:val="single"/>
+        </w:rPr>
+        <w:t xml:space="preserve">. Были рассмотрены особенности использования AI-ассистентов (в том числе </w:t>
+      </w:r>
+      <w:proofErr w:type="spellStart"/>
+      <w:r>
+        <w:rPr>
+          <w:rFonts w:ascii="Times New Roman" w:hAnsi="Times New Roman" w:cs="Times New Roman"/>
+          <w:sz w:val="28"/>
+          <w:szCs w:val="28"/>
+          <w:u w:val="single"/>
+        </w:rPr>
+        <w:t>Cursor</w:t>
+      </w:r>
+      <w:proofErr w:type="spellEnd"/>
+      <w:r>
+        <w:rPr>
+          <w:rFonts w:ascii="Times New Roman" w:hAnsi="Times New Roman" w:cs="Times New Roman"/>
+          <w:sz w:val="28"/>
+          <w:szCs w:val="28"/>
+          <w:u w:val="single"/>
+        </w:rPr>
+        <w:t xml:space="preserve"> AI) в процессе проектирования программных систем.</w:t>
+      </w:r>
     </w:p>
     <w:p>
       <w:pPr>
@@ -9779,6 +9802,7 @@
           <w:rFonts w:ascii="Times New Roman" w:hAnsi="Times New Roman" w:cs="Times New Roman"/>
           <w:sz w:val="28"/>
           <w:szCs w:val="28"/>
+          <w:u w:val="single"/>
         </w:rPr>
       </w:pPr>
       <w:r>
@@ -9786,73 +9810,9 @@
           <w:rFonts w:ascii="Times New Roman" w:hAnsi="Times New Roman" w:cs="Times New Roman"/>
           <w:sz w:val="28"/>
           <w:szCs w:val="28"/>
-        </w:rPr>
-        <w:t>В</w:t>
-      </w:r>
-      <w:r>
-        <w:rPr>
-          <w:rFonts w:ascii="Times New Roman" w:hAnsi="Times New Roman" w:cs="Times New Roman"/>
-          <w:sz w:val="28"/>
-          <w:szCs w:val="28"/>
-        </w:rPr>
-        <w:t> </w:t>
-      </w:r>
-      <w:r>
-        <w:rPr>
-          <w:rFonts w:ascii="Times New Roman" w:hAnsi="Times New Roman" w:cs="Times New Roman"/>
-          <w:sz w:val="28"/>
-          <w:szCs w:val="28"/>
-        </w:rPr>
-        <w:t>рамках</w:t>
-      </w:r>
-      <w:r>
-        <w:rPr>
-          <w:rFonts w:ascii="Times New Roman" w:hAnsi="Times New Roman" w:cs="Times New Roman"/>
-          <w:sz w:val="28"/>
-          <w:szCs w:val="28"/>
-        </w:rPr>
-        <w:t> </w:t>
-      </w:r>
-      <w:r>
-        <w:rPr>
-          <w:rFonts w:ascii="Times New Roman" w:hAnsi="Times New Roman" w:cs="Times New Roman"/>
-          <w:sz w:val="28"/>
-          <w:szCs w:val="28"/>
-        </w:rPr>
-        <w:t>аналитического</w:t>
-      </w:r>
-      <w:r>
-        <w:rPr>
-          <w:rFonts w:ascii="Times New Roman" w:hAnsi="Times New Roman" w:cs="Times New Roman"/>
-          <w:sz w:val="28"/>
-          <w:szCs w:val="28"/>
-        </w:rPr>
-        <w:t> </w:t>
-      </w:r>
-      <w:r>
-        <w:rPr>
-          <w:rFonts w:ascii="Times New Roman" w:hAnsi="Times New Roman" w:cs="Times New Roman"/>
-          <w:sz w:val="28"/>
-          <w:szCs w:val="28"/>
-        </w:rPr>
-        <w:t>этапа</w:t>
-      </w:r>
-      <w:r>
-        <w:rPr>
-          <w:rFonts w:ascii="Times New Roman" w:hAnsi="Times New Roman" w:cs="Times New Roman"/>
-          <w:sz w:val="28"/>
-          <w:szCs w:val="28"/>
-          <w:u w:val="single"/>
-        </w:rPr>
-        <w:t xml:space="preserve"> </w:t>
-      </w:r>
-      <w:r>
-        <w:rPr>
-          <w:rFonts w:ascii="Times New Roman" w:hAnsi="Times New Roman" w:cs="Times New Roman"/>
-          <w:sz w:val="28"/>
-          <w:szCs w:val="28"/>
-        </w:rPr>
-        <w:t>___________________________________________________________________________________________________________________________________________________________________________________________________________________________________________________________________________.</w:t>
+          <w:u w:val="single"/>
+        </w:rPr>
+        <w:t>На теоретическом этапе сформулированы цели и задачи исследования, определены объект и предмет научной работы, а также выполнена постановка исследовательской проблемы. Дополнительно были уточнены функциональные и нефункциональные требования к разрабатываемому программному решению, обоснован выбор архитектурного и технологического стека.</w:t>
       </w:r>
     </w:p>
     <w:p>
@@ -9869,6 +9829,15 @@
           <w:u w:val="single"/>
         </w:rPr>
       </w:pPr>
+      <w:r>
+        <w:rPr>
+          <w:rFonts w:ascii="Times New Roman" w:hAnsi="Times New Roman" w:cs="Times New Roman"/>
+          <w:sz w:val="28"/>
+          <w:szCs w:val="28"/>
+          <w:u w:val="single"/>
+        </w:rPr>
+        <w:t>Обучающийся Д.С.Трифонов проявил самостоятельность при выполнении заданий, продемонстрировал способность к анализу научно-технической литературы и корректному применению современных инструментов разработки. Материалы промежуточного отчёта оформлены в соответствии с требованиями.</w:t>
+      </w:r>
     </w:p>
     <w:p>
       <w:pPr>
@@ -9881,6 +9850,7 @@
           <w:rFonts w:ascii="Times New Roman" w:hAnsi="Times New Roman" w:cs="Times New Roman"/>
           <w:sz w:val="28"/>
           <w:szCs w:val="28"/>
+          <w:u w:val="single"/>
         </w:rPr>
       </w:pPr>
       <w:r>
@@ -9888,8 +9858,9 @@
           <w:rFonts w:ascii="Times New Roman" w:hAnsi="Times New Roman" w:cs="Times New Roman"/>
           <w:sz w:val="28"/>
           <w:szCs w:val="28"/>
-        </w:rPr>
-        <w:t xml:space="preserve">На теоретическом этапе </w:t>
+          <w:u w:val="single"/>
+        </w:rPr>
+        <w:t>График выполнения научно-исследовательской работы за 2 семестр выполнен полностью. Замечаний по срокам и качеству выполнения основных этапов не имеется. Рекомендуется продолжить работу в 3 семестре в соответствии с утверждённой темой исследования.</w:t>
       </w:r>
     </w:p>
     <w:p>
@@ -9905,59 +9876,6 @@
           <w:szCs w:val="28"/>
         </w:rPr>
       </w:pPr>
-      <w:r>
-        <w:rPr>
-          <w:rFonts w:ascii="Times New Roman" w:hAnsi="Times New Roman" w:cs="Times New Roman"/>
-          <w:sz w:val="28"/>
-          <w:szCs w:val="28"/>
-        </w:rPr>
-        <w:t>___________________________________________________________________________________________________________________________________________________________________________________________________________________________________________________________________________.</w:t>
-      </w:r>
-    </w:p>
-    <w:p>
-      <w:pPr>
-        <w:pStyle w:val="a8"/>
-        <w:widowControl w:val="0"/>
-        <w:spacing w:after="0" w:line="240" w:lineRule="auto"/>
-        <w:ind w:left="0" w:firstLine="709"/>
-        <w:jc w:val="both"/>
-        <w:rPr>
-          <w:rFonts w:ascii="Times New Roman" w:hAnsi="Times New Roman" w:cs="Times New Roman"/>
-          <w:sz w:val="28"/>
-          <w:szCs w:val="28"/>
-          <w:u w:val="single"/>
-        </w:rPr>
-      </w:pPr>
-    </w:p>
-    <w:p>
-      <w:pPr>
-        <w:pStyle w:val="a8"/>
-        <w:widowControl w:val="0"/>
-        <w:spacing w:after="0" w:line="240" w:lineRule="auto"/>
-        <w:ind w:left="0" w:firstLine="709"/>
-        <w:jc w:val="both"/>
-        <w:rPr>
-          <w:rFonts w:ascii="Times New Roman" w:hAnsi="Times New Roman" w:cs="Times New Roman"/>
-          <w:sz w:val="28"/>
-          <w:szCs w:val="28"/>
-        </w:rPr>
-      </w:pPr>
-      <w:r>
-        <w:rPr>
-          <w:rFonts w:ascii="Times New Roman" w:hAnsi="Times New Roman" w:cs="Times New Roman"/>
-          <w:sz w:val="28"/>
-          <w:szCs w:val="28"/>
-        </w:rPr>
-        <w:t xml:space="preserve">График выполнения </w:t>
-      </w:r>
-      <w:r>
-        <w:rPr>
-          <w:rFonts w:ascii="Times New Roman" w:hAnsi="Times New Roman" w:cs="Times New Roman"/>
-          <w:sz w:val="28"/>
-          <w:szCs w:val="28"/>
-        </w:rPr>
-        <w:t>научно-исследовательской работы</w:t>
-      </w:r>
     </w:p>
     <w:p>
       <w:pPr>
@@ -9968,70 +9886,20 @@
         <w:jc w:val="both"/>
         <w:rPr>
           <w:rFonts w:ascii="Times New Roman" w:hAnsi="Times New Roman" w:cs="Times New Roman"/>
-          <w:sz w:val="28"/>
-          <w:szCs w:val="28"/>
-        </w:rPr>
-      </w:pPr>
-      <w:r>
-        <w:rPr>
-          <w:rFonts w:ascii="Times New Roman" w:hAnsi="Times New Roman" w:cs="Times New Roman"/>
-          <w:sz w:val="28"/>
-          <w:szCs w:val="28"/>
-        </w:rPr>
-        <w:t>___________________________________________________________________________________________________________________________________________________________________________________________________________________________________________________________________________.</w:t>
-      </w:r>
-    </w:p>
-    <w:p>
-      <w:pPr>
-        <w:pStyle w:val="a8"/>
-        <w:widowControl w:val="0"/>
-        <w:spacing w:after="0" w:line="240" w:lineRule="auto"/>
-        <w:ind w:left="0"/>
-        <w:jc w:val="both"/>
-        <w:rPr>
-          <w:rFonts w:ascii="Times New Roman" w:hAnsi="Times New Roman" w:cs="Times New Roman"/>
-          <w:sz w:val="28"/>
-          <w:szCs w:val="28"/>
-        </w:rPr>
-      </w:pPr>
-    </w:p>
-    <w:p>
-      <w:pPr>
-        <w:pStyle w:val="a8"/>
-        <w:widowControl w:val="0"/>
-        <w:spacing w:after="0" w:line="240" w:lineRule="auto"/>
-        <w:ind w:left="0"/>
-        <w:jc w:val="both"/>
+          <w:b/>
+          <w:sz w:val="28"/>
+          <w:szCs w:val="28"/>
+        </w:rPr>
+      </w:pPr>
+      <w:r>
         <w:rPr>
           <w:rFonts w:ascii="Times New Roman" w:hAnsi="Times New Roman" w:cs="Times New Roman"/>
           <w:b/>
           <w:sz w:val="28"/>
           <w:szCs w:val="28"/>
         </w:rPr>
-      </w:pPr>
-      <w:r>
-        <w:rPr>
-          <w:rFonts w:ascii="Times New Roman" w:hAnsi="Times New Roman" w:cs="Times New Roman"/>
-          <w:b/>
-          <w:sz w:val="28"/>
-          <w:szCs w:val="28"/>
-        </w:rPr>
         <w:t>Результат промежуточной аттестации по итогам 2 семестра:</w:t>
       </w:r>
-    </w:p>
-    <w:p>
-      <w:pPr>
-        <w:pStyle w:val="a8"/>
-        <w:widowControl w:val="0"/>
-        <w:spacing w:after="0" w:line="240" w:lineRule="auto"/>
-        <w:ind w:left="0"/>
-        <w:jc w:val="both"/>
-        <w:rPr>
-          <w:rFonts w:ascii="Times New Roman" w:hAnsi="Times New Roman" w:cs="Times New Roman"/>
-          <w:sz w:val="28"/>
-          <w:szCs w:val="28"/>
-        </w:rPr>
-      </w:pPr>
     </w:p>
     <w:p>
       <w:pPr>
@@ -10327,6 +10195,7 @@
               <w:rPr>
                 <w:sz w:val="28"/>
                 <w:szCs w:val="28"/>
+                <w:lang w:val="en-US"/>
               </w:rPr>
             </w:pPr>
           </w:p>
@@ -10336,6 +10205,7 @@
               <w:rPr>
                 <w:sz w:val="28"/>
                 <w:szCs w:val="28"/>
+                <w:lang w:val="en-US"/>
               </w:rPr>
             </w:pPr>
           </w:p>
@@ -11334,7 +11204,7 @@
 </file>
 
 <file path=customXml/itemProps1.xml><?xml version="1.0" encoding="utf-8"?>
-<ds:datastoreItem xmlns:ds="http://schemas.openxmlformats.org/officeDocument/2006/customXml" ds:itemID="{945A8DF6-A048-48CB-A445-CCC06DDAAE86}">
+<ds:datastoreItem xmlns:ds="http://schemas.openxmlformats.org/officeDocument/2006/customXml" ds:itemID="{82566F85-D8E7-4CFB-B53C-4D59ABFEB391}">
   <ds:schemaRefs>
     <ds:schemaRef ds:uri="http://schemas.openxmlformats.org/officeDocument/2006/bibliography"/>
   </ds:schemaRefs>

--- a/2_2025-2/10_nir-prac/upload/Трифонов_НИР_Индивидуальное-задание.docx
+++ b/2_2025-2/10_nir-prac/upload/Трифонов_НИР_Индивидуальное-задание.docx
@@ -9290,7 +9290,7 @@
               <w:rPr>
                 <w:sz w:val="20"/>
               </w:rPr>
-              <w:t>13.06.2026</w:t>
+              <w:t>09.06–13.06.2026</w:t>
             </w:r>
           </w:p>
         </w:tc>
@@ -9414,19 +9414,7 @@
               <w:rPr>
                 <w:sz w:val="20"/>
               </w:rPr>
-              <w:t>15.06–1</w:t>
-            </w:r>
-            <w:r>
-              <w:rPr>
-                <w:sz w:val="20"/>
-              </w:rPr>
-              <w:t>8</w:t>
-            </w:r>
-            <w:r>
-              <w:rPr>
-                <w:sz w:val="20"/>
-              </w:rPr>
-              <w:t>.06.2026</w:t>
+              <w:t>15.06–18.06.2026</w:t>
             </w:r>
           </w:p>
         </w:tc>
@@ -9442,6 +9430,12 @@
                 <w:sz w:val="20"/>
               </w:rPr>
             </w:pPr>
+            <w:r>
+              <w:rPr>
+                <w:sz w:val="20"/>
+              </w:rPr>
+              <w:t>15.06–18.06.2026</w:t>
+            </w:r>
           </w:p>
         </w:tc>
         <w:tc>
@@ -9539,25 +9533,7 @@
               <w:rPr>
                 <w:sz w:val="20"/>
               </w:rPr>
-              <w:t>19</w:t>
-            </w:r>
-            <w:r>
-              <w:rPr>
-                <w:sz w:val="20"/>
-              </w:rPr>
-              <w:t>.06–2</w:t>
-            </w:r>
-            <w:r>
-              <w:rPr>
-                <w:sz w:val="20"/>
-              </w:rPr>
-              <w:t>0</w:t>
-            </w:r>
-            <w:r>
-              <w:rPr>
-                <w:sz w:val="20"/>
-              </w:rPr>
-              <w:t>.06.2026</w:t>
+              <w:t>19.06–20.06.2026</w:t>
             </w:r>
           </w:p>
         </w:tc>
@@ -9576,6 +9552,12 @@
                 <w:sz w:val="20"/>
               </w:rPr>
             </w:pPr>
+            <w:r>
+              <w:rPr>
+                <w:sz w:val="20"/>
+              </w:rPr>
+              <w:t>19.06–20.06.2026</w:t>
+            </w:r>
           </w:p>
         </w:tc>
         <w:tc>
@@ -9717,15 +9699,6 @@
           <w:u w:val="single"/>
         </w:rPr>
       </w:pPr>
-      <w:r>
-        <w:rPr>
-          <w:rFonts w:ascii="Times New Roman" w:hAnsi="Times New Roman" w:cs="Times New Roman"/>
-          <w:sz w:val="28"/>
-          <w:szCs w:val="28"/>
-          <w:u w:val="single"/>
-        </w:rPr>
-        <w:t>Обучающийся Д.С.Трифонов продемонстрировал систематическую и планомерную работу в соответствии с утверждённым индивидуальным графиком. Все запланированные этапы выполнены в установленные сроки.</w:t>
-      </w:r>
     </w:p>
     <w:p>
       <w:pPr>
@@ -9748,9 +9721,8 @@
           <w:szCs w:val="28"/>
           <w:u w:val="single"/>
         </w:rPr>
-        <w:t xml:space="preserve">В рамках аналитического этапа обучающийся Д.С.Трифонов изучил современное состояние исследований в области применения генеративного искусственного интеллекта в программной инженерии, а также провёл обзор существующих инструментов и подходов к автоматизации разработки </w:t>
-      </w:r>
-      <w:proofErr w:type="spellStart"/>
+        <w:t>Обучающийся Д.С.Трифонов продемонстрировал</w:t>
+      </w:r>
       <w:r>
         <w:rPr>
           <w:rFonts w:ascii="Times New Roman" w:hAnsi="Times New Roman" w:cs="Times New Roman"/>
@@ -9758,9 +9730,8 @@
           <w:szCs w:val="28"/>
           <w:u w:val="single"/>
         </w:rPr>
-        <w:t>веб-приложений</w:t>
-      </w:r>
-      <w:proofErr w:type="spellEnd"/>
+        <w:t>..</w:t>
+      </w:r>
       <w:r>
         <w:rPr>
           <w:rFonts w:ascii="Times New Roman" w:hAnsi="Times New Roman" w:cs="Times New Roman"/>
@@ -9768,27 +9739,7 @@
           <w:szCs w:val="28"/>
           <w:u w:val="single"/>
         </w:rPr>
-        <w:t xml:space="preserve">. Были рассмотрены особенности использования AI-ассистентов (в том числе </w:t>
-      </w:r>
-      <w:proofErr w:type="spellStart"/>
-      <w:r>
-        <w:rPr>
-          <w:rFonts w:ascii="Times New Roman" w:hAnsi="Times New Roman" w:cs="Times New Roman"/>
-          <w:sz w:val="28"/>
-          <w:szCs w:val="28"/>
-          <w:u w:val="single"/>
-        </w:rPr>
-        <w:t>Cursor</w:t>
-      </w:r>
-      <w:proofErr w:type="spellEnd"/>
-      <w:r>
-        <w:rPr>
-          <w:rFonts w:ascii="Times New Roman" w:hAnsi="Times New Roman" w:cs="Times New Roman"/>
-          <w:sz w:val="28"/>
-          <w:szCs w:val="28"/>
-          <w:u w:val="single"/>
-        </w:rPr>
-        <w:t xml:space="preserve"> AI) в процессе проектирования программных систем.</w:t>
+        <w:t>.</w:t>
       </w:r>
     </w:p>
     <w:p>
@@ -9805,15 +9756,6 @@
           <w:u w:val="single"/>
         </w:rPr>
       </w:pPr>
-      <w:r>
-        <w:rPr>
-          <w:rFonts w:ascii="Times New Roman" w:hAnsi="Times New Roman" w:cs="Times New Roman"/>
-          <w:sz w:val="28"/>
-          <w:szCs w:val="28"/>
-          <w:u w:val="single"/>
-        </w:rPr>
-        <w:t>На теоретическом этапе сформулированы цели и задачи исследования, определены объект и предмет научной работы, а также выполнена постановка исследовательской проблемы. Дополнительно были уточнены функциональные и нефункциональные требования к разрабатываемому программному решению, обоснован выбор архитектурного и технологического стека.</w:t>
-      </w:r>
     </w:p>
     <w:p>
       <w:pPr>
@@ -9836,7 +9778,45 @@
           <w:szCs w:val="28"/>
           <w:u w:val="single"/>
         </w:rPr>
-        <w:t>Обучающийся Д.С.Трифонов проявил самостоятельность при выполнении заданий, продемонстрировал способность к анализу научно-технической литературы и корректному применению современных инструментов разработки. Материалы промежуточного отчёта оформлены в соответствии с требованиями.</w:t>
+        <w:t>В рамках а</w:t>
+      </w:r>
+      <w:r>
+        <w:rPr>
+          <w:rFonts w:ascii="Times New Roman" w:hAnsi="Times New Roman" w:cs="Times New Roman"/>
+          <w:sz w:val="28"/>
+          <w:szCs w:val="28"/>
+          <w:u w:val="single"/>
+        </w:rPr>
+        <w:t xml:space="preserve">налитического этапа </w:t>
+      </w:r>
+      <w:proofErr w:type="gramStart"/>
+      <w:r>
+        <w:rPr>
+          <w:rFonts w:ascii="Times New Roman" w:hAnsi="Times New Roman" w:cs="Times New Roman"/>
+          <w:sz w:val="28"/>
+          <w:szCs w:val="28"/>
+          <w:u w:val="single"/>
+        </w:rPr>
+        <w:t>обучающийся</w:t>
+      </w:r>
+      <w:proofErr w:type="gramEnd"/>
+      <w:r>
+        <w:rPr>
+          <w:rFonts w:ascii="Times New Roman" w:hAnsi="Times New Roman" w:cs="Times New Roman"/>
+          <w:sz w:val="28"/>
+          <w:szCs w:val="28"/>
+          <w:u w:val="single"/>
+        </w:rPr>
+        <w:t>..</w:t>
+      </w:r>
+      <w:r>
+        <w:rPr>
+          <w:rFonts w:ascii="Times New Roman" w:hAnsi="Times New Roman" w:cs="Times New Roman"/>
+          <w:sz w:val="28"/>
+          <w:szCs w:val="28"/>
+          <w:u w:val="single"/>
+        </w:rPr>
+        <w:t>.</w:t>
       </w:r>
     </w:p>
     <w:p>
@@ -9853,14 +9833,239 @@
           <w:u w:val="single"/>
         </w:rPr>
       </w:pPr>
-      <w:r>
+    </w:p>
+    <w:p>
+      <w:pPr>
+        <w:pStyle w:val="a8"/>
+        <w:widowControl w:val="0"/>
+        <w:spacing w:after="0" w:line="240" w:lineRule="auto"/>
+        <w:ind w:left="0" w:firstLine="709"/>
+        <w:jc w:val="both"/>
         <w:rPr>
           <w:rFonts w:ascii="Times New Roman" w:hAnsi="Times New Roman" w:cs="Times New Roman"/>
           <w:sz w:val="28"/>
           <w:szCs w:val="28"/>
           <w:u w:val="single"/>
         </w:rPr>
-        <w:t>График выполнения научно-исследовательской работы за 2 семестр выполнен полностью. Замечаний по срокам и качеству выполнения основных этапов не имеется. Рекомендуется продолжить работу в 3 семестре в соответствии с утверждённой темой исследования.</w:t>
+      </w:pPr>
+      <w:r>
+        <w:rPr>
+          <w:rFonts w:ascii="Times New Roman" w:hAnsi="Times New Roman" w:cs="Times New Roman"/>
+          <w:sz w:val="28"/>
+          <w:szCs w:val="28"/>
+          <w:u w:val="single"/>
+        </w:rPr>
+        <w:t>На теоретическом этапе сформулиро</w:t>
+      </w:r>
+      <w:r>
+        <w:rPr>
+          <w:rFonts w:ascii="Times New Roman" w:hAnsi="Times New Roman" w:cs="Times New Roman"/>
+          <w:sz w:val="28"/>
+          <w:szCs w:val="28"/>
+          <w:u w:val="single"/>
+        </w:rPr>
+        <w:t>ваны цели и задачи исследования..</w:t>
+      </w:r>
+      <w:r>
+        <w:rPr>
+          <w:rFonts w:ascii="Times New Roman" w:hAnsi="Times New Roman" w:cs="Times New Roman"/>
+          <w:sz w:val="28"/>
+          <w:szCs w:val="28"/>
+          <w:u w:val="single"/>
+        </w:rPr>
+        <w:t>.</w:t>
+      </w:r>
+    </w:p>
+    <w:p>
+      <w:pPr>
+        <w:pStyle w:val="a8"/>
+        <w:widowControl w:val="0"/>
+        <w:spacing w:after="0" w:line="240" w:lineRule="auto"/>
+        <w:ind w:left="0" w:firstLine="709"/>
+        <w:jc w:val="both"/>
+        <w:rPr>
+          <w:rFonts w:ascii="Times New Roman" w:hAnsi="Times New Roman" w:cs="Times New Roman"/>
+          <w:sz w:val="28"/>
+          <w:szCs w:val="28"/>
+          <w:u w:val="single"/>
+        </w:rPr>
+      </w:pPr>
+    </w:p>
+    <w:p>
+      <w:pPr>
+        <w:pStyle w:val="a8"/>
+        <w:widowControl w:val="0"/>
+        <w:spacing w:after="0" w:line="240" w:lineRule="auto"/>
+        <w:ind w:left="0" w:firstLine="709"/>
+        <w:jc w:val="both"/>
+        <w:rPr>
+          <w:rFonts w:ascii="Times New Roman" w:hAnsi="Times New Roman" w:cs="Times New Roman"/>
+          <w:sz w:val="28"/>
+          <w:szCs w:val="28"/>
+          <w:u w:val="single"/>
+        </w:rPr>
+      </w:pPr>
+      <w:r>
+        <w:rPr>
+          <w:rFonts w:ascii="Times New Roman" w:hAnsi="Times New Roman" w:cs="Times New Roman"/>
+          <w:sz w:val="28"/>
+          <w:szCs w:val="28"/>
+          <w:u w:val="single"/>
+        </w:rPr>
+        <w:t xml:space="preserve">Обучающийся </w:t>
+      </w:r>
+      <w:r>
+        <w:rPr>
+          <w:rFonts w:ascii="Times New Roman" w:hAnsi="Times New Roman" w:cs="Times New Roman"/>
+          <w:sz w:val="28"/>
+          <w:szCs w:val="28"/>
+          <w:u w:val="single"/>
+        </w:rPr>
+        <w:t>проявил..</w:t>
+      </w:r>
+      <w:r>
+        <w:rPr>
+          <w:rFonts w:ascii="Times New Roman" w:hAnsi="Times New Roman" w:cs="Times New Roman"/>
+          <w:sz w:val="28"/>
+          <w:szCs w:val="28"/>
+          <w:u w:val="single"/>
+        </w:rPr>
+        <w:t>.</w:t>
+      </w:r>
+    </w:p>
+    <w:p>
+      <w:pPr>
+        <w:pStyle w:val="a8"/>
+        <w:widowControl w:val="0"/>
+        <w:spacing w:after="0" w:line="240" w:lineRule="auto"/>
+        <w:ind w:left="0" w:firstLine="709"/>
+        <w:jc w:val="both"/>
+        <w:rPr>
+          <w:rFonts w:ascii="Times New Roman" w:hAnsi="Times New Roman" w:cs="Times New Roman"/>
+          <w:sz w:val="28"/>
+          <w:szCs w:val="28"/>
+          <w:u w:val="single"/>
+        </w:rPr>
+      </w:pPr>
+    </w:p>
+    <w:p>
+      <w:pPr>
+        <w:pStyle w:val="a8"/>
+        <w:widowControl w:val="0"/>
+        <w:spacing w:after="0" w:line="240" w:lineRule="auto"/>
+        <w:ind w:left="0" w:firstLine="709"/>
+        <w:jc w:val="both"/>
+        <w:rPr>
+          <w:rFonts w:ascii="Times New Roman" w:hAnsi="Times New Roman" w:cs="Times New Roman"/>
+          <w:sz w:val="28"/>
+          <w:szCs w:val="28"/>
+          <w:u w:val="single"/>
+        </w:rPr>
+      </w:pPr>
+      <w:r>
+        <w:rPr>
+          <w:rFonts w:ascii="Times New Roman" w:hAnsi="Times New Roman" w:cs="Times New Roman"/>
+          <w:sz w:val="28"/>
+          <w:szCs w:val="28"/>
+          <w:u w:val="single"/>
+        </w:rPr>
+        <w:t>График выполнения научно-исследовательской работы за 2 семестр выполнен полностью</w:t>
+      </w:r>
+      <w:r>
+        <w:rPr>
+          <w:rFonts w:ascii="Times New Roman" w:hAnsi="Times New Roman" w:cs="Times New Roman"/>
+          <w:sz w:val="28"/>
+          <w:szCs w:val="28"/>
+          <w:u w:val="single"/>
+        </w:rPr>
+        <w:t>…</w:t>
+      </w:r>
+    </w:p>
+    <w:p>
+      <w:pPr>
+        <w:pStyle w:val="a8"/>
+        <w:widowControl w:val="0"/>
+        <w:spacing w:after="0" w:line="240" w:lineRule="auto"/>
+        <w:ind w:left="0" w:firstLine="709"/>
+        <w:jc w:val="both"/>
+        <w:rPr>
+          <w:rFonts w:ascii="Times New Roman" w:hAnsi="Times New Roman" w:cs="Times New Roman"/>
+          <w:sz w:val="28"/>
+          <w:szCs w:val="28"/>
+          <w:u w:val="single"/>
+        </w:rPr>
+      </w:pPr>
+    </w:p>
+    <w:p>
+      <w:pPr>
+        <w:pStyle w:val="a8"/>
+        <w:widowControl w:val="0"/>
+        <w:spacing w:after="0" w:line="240" w:lineRule="auto"/>
+        <w:ind w:left="0" w:firstLine="709"/>
+        <w:jc w:val="both"/>
+        <w:rPr>
+          <w:rFonts w:ascii="Times New Roman" w:hAnsi="Times New Roman" w:cs="Times New Roman"/>
+          <w:sz w:val="28"/>
+          <w:szCs w:val="28"/>
+          <w:u w:val="single"/>
+        </w:rPr>
+      </w:pPr>
+      <w:r>
+        <w:rPr>
+          <w:rFonts w:ascii="Times New Roman" w:hAnsi="Times New Roman" w:cs="Times New Roman"/>
+          <w:sz w:val="28"/>
+          <w:szCs w:val="28"/>
+          <w:u w:val="single"/>
+        </w:rPr>
+        <w:t>Замечаний по срокам и качеству выполне</w:t>
+      </w:r>
+      <w:r>
+        <w:rPr>
+          <w:rFonts w:ascii="Times New Roman" w:hAnsi="Times New Roman" w:cs="Times New Roman"/>
+          <w:sz w:val="28"/>
+          <w:szCs w:val="28"/>
+          <w:u w:val="single"/>
+        </w:rPr>
+        <w:t>ния основных этапов не имеется…</w:t>
+      </w:r>
+    </w:p>
+    <w:p>
+      <w:pPr>
+        <w:pStyle w:val="a8"/>
+        <w:widowControl w:val="0"/>
+        <w:spacing w:after="0" w:line="240" w:lineRule="auto"/>
+        <w:ind w:left="0" w:firstLine="709"/>
+        <w:jc w:val="both"/>
+        <w:rPr>
+          <w:rFonts w:ascii="Times New Roman" w:hAnsi="Times New Roman" w:cs="Times New Roman"/>
+          <w:sz w:val="28"/>
+          <w:szCs w:val="28"/>
+          <w:u w:val="single"/>
+        </w:rPr>
+      </w:pPr>
+    </w:p>
+    <w:p>
+      <w:pPr>
+        <w:pStyle w:val="a8"/>
+        <w:widowControl w:val="0"/>
+        <w:spacing w:after="0" w:line="240" w:lineRule="auto"/>
+        <w:ind w:left="0" w:firstLine="709"/>
+        <w:jc w:val="both"/>
+        <w:rPr>
+          <w:rFonts w:ascii="Times New Roman" w:hAnsi="Times New Roman" w:cs="Times New Roman"/>
+          <w:sz w:val="28"/>
+          <w:szCs w:val="28"/>
+          <w:u w:val="single"/>
+        </w:rPr>
+      </w:pPr>
+      <w:r>
+        <w:rPr>
+          <w:rFonts w:ascii="Times New Roman" w:hAnsi="Times New Roman" w:cs="Times New Roman"/>
+          <w:sz w:val="28"/>
+          <w:szCs w:val="28"/>
+          <w:u w:val="single"/>
+        </w:rPr>
+        <w:t>Рекомендуется продолжить работу в 3 семестре в соответствии с утверждённой темой исследования.</w:t>
       </w:r>
     </w:p>
     <w:p>
@@ -9872,6 +10077,21 @@
         <w:jc w:val="both"/>
         <w:rPr>
           <w:rFonts w:ascii="Times New Roman" w:hAnsi="Times New Roman" w:cs="Times New Roman"/>
+          <w:sz w:val="28"/>
+          <w:szCs w:val="28"/>
+        </w:rPr>
+      </w:pPr>
+    </w:p>
+    <w:p>
+      <w:pPr>
+        <w:pStyle w:val="a8"/>
+        <w:widowControl w:val="0"/>
+        <w:spacing w:after="0" w:line="240" w:lineRule="auto"/>
+        <w:ind w:left="0"/>
+        <w:jc w:val="both"/>
+        <w:rPr>
+          <w:rFonts w:ascii="Times New Roman" w:hAnsi="Times New Roman" w:cs="Times New Roman"/>
+          <w:b/>
           <w:sz w:val="28"/>
           <w:szCs w:val="28"/>
         </w:rPr>
@@ -10195,7 +10415,6 @@
               <w:rPr>
                 <w:sz w:val="28"/>
                 <w:szCs w:val="28"/>
-                <w:lang w:val="en-US"/>
               </w:rPr>
             </w:pPr>
           </w:p>
@@ -10205,7 +10424,6 @@
               <w:rPr>
                 <w:sz w:val="28"/>
                 <w:szCs w:val="28"/>
-                <w:lang w:val="en-US"/>
               </w:rPr>
             </w:pPr>
           </w:p>
@@ -11204,7 +11422,7 @@
 </file>
 
 <file path=customXml/itemProps1.xml><?xml version="1.0" encoding="utf-8"?>
-<ds:datastoreItem xmlns:ds="http://schemas.openxmlformats.org/officeDocument/2006/customXml" ds:itemID="{82566F85-D8E7-4CFB-B53C-4D59ABFEB391}">
+<ds:datastoreItem xmlns:ds="http://schemas.openxmlformats.org/officeDocument/2006/customXml" ds:itemID="{81015A26-40CF-4743-B1D1-7E54F7E35FA4}">
   <ds:schemaRefs>
     <ds:schemaRef ds:uri="http://schemas.openxmlformats.org/officeDocument/2006/bibliography"/>
   </ds:schemaRefs>
